--- a/Chemistry/Units/08-Acids Bases and Salts/Unit Plan.docx
+++ b/Chemistry/Units/08-Acids Bases and Salts/Unit Plan.docx
@@ -316,7 +316,7 @@
                 <w:sz w:val="22"/>
                 <w:u w:val="none"/>
               </w:rPr>
-              <w:t>Arrhenius and Bronsted-Lowry Theories of Acids and Bases</w:t>
+              <w:t>Arrhenius and Bronsted-Lowry Theories of Acids and Bases (Day 1 of 3)</w:t>
             </w:r>
           </w:p>
         </w:tc>
@@ -335,7 +335,7 @@
                 <w:sz w:val="22"/>
                 <w:u w:val="none"/>
               </w:rPr>
-              <w:t>3</w:t>
+              <w:t>1</w:t>
             </w:r>
           </w:p>
         </w:tc>
@@ -354,7 +354,7 @@
                 <w:sz w:val="22"/>
                 <w:u w:val="none"/>
               </w:rPr>
-              <w:t>At the end of 42 minutes I can define acids and bases according to both the Arrhenius and Bronsted-Lowry theories and id...</w:t>
+              <w:t>At the end of 42 minutes I can define and describe key concepts related to: define acids and bases according to both the...</w:t>
             </w:r>
           </w:p>
         </w:tc>
@@ -396,7 +396,7 @@
                 <w:sz w:val="22"/>
                 <w:u w:val="none"/>
               </w:rPr>
-              <w:t>pH Scale, Indicators, and pH Calculations</w:t>
+              <w:t>Arrhenius and Bronsted-Lowry Theories of Acids and Bases (Day 2 of 3)</w:t>
             </w:r>
           </w:p>
         </w:tc>
@@ -416,7 +416,7 @@
                 <w:sz w:val="22"/>
                 <w:u w:val="none"/>
               </w:rPr>
-              <w:t>3</w:t>
+              <w:t>1</w:t>
             </w:r>
           </w:p>
         </w:tc>
@@ -436,7 +436,7 @@
                 <w:sz w:val="22"/>
                 <w:u w:val="none"/>
               </w:rPr>
-              <w:t>At the end of 42 minutes I can use the pH scale to classify solutions as acidic, basic, or neutral and calculate pH from...</w:t>
+              <w:t>At the end of 42 minutes I can apply and compare concepts and define acids and bases according to both the Arrhenius and...</w:t>
             </w:r>
           </w:p>
         </w:tc>
@@ -476,7 +476,7 @@
                 <w:sz w:val="22"/>
                 <w:u w:val="none"/>
               </w:rPr>
-              <w:t>Neutralization Reactions and Titration</w:t>
+              <w:t>Arrhenius and Bronsted-Lowry Theories of Acids and Bases (Day 3 of 3)</w:t>
             </w:r>
           </w:p>
         </w:tc>
@@ -495,7 +495,7 @@
                 <w:sz w:val="22"/>
                 <w:u w:val="none"/>
               </w:rPr>
-              <w:t>3</w:t>
+              <w:t>1</w:t>
             </w:r>
           </w:p>
         </w:tc>
@@ -514,7 +514,7 @@
                 <w:sz w:val="22"/>
                 <w:u w:val="none"/>
               </w:rPr>
-              <w:t>At the end of 42 minutes I can write balanced equations for neutralization reactions, predict the products (salt + water...</w:t>
+              <w:t>At the end of 42 minutes I can evaluate and explain my understanding to define acids and bases according to both the Arr...</w:t>
             </w:r>
           </w:p>
         </w:tc>
@@ -556,7 +556,7 @@
                 <w:sz w:val="22"/>
                 <w:u w:val="none"/>
               </w:rPr>
-              <w:t>Salt Formation, Hydrolysis, and Acid-Base Review</w:t>
+              <w:t>pH Scale, Indicators, and pH Calculations (Day 1 of 3)</w:t>
             </w:r>
           </w:p>
         </w:tc>
@@ -576,7 +576,7 @@
                 <w:sz w:val="22"/>
                 <w:u w:val="none"/>
               </w:rPr>
-              <w:t>3</w:t>
+              <w:t>1</w:t>
             </w:r>
           </w:p>
         </w:tc>
@@ -596,7 +596,885 @@
                 <w:sz w:val="22"/>
                 <w:u w:val="none"/>
               </w:rPr>
-              <w:t>At the end of 42 minutes I can predict whether a salt solution will be acidic, basic, or neutral based on the identities...</w:t>
+              <w:t>At the end of 42 minutes I can define and describe key concepts related to: use the pH scale to classify solutions as ac...</w:t>
+            </w:r>
+          </w:p>
+        </w:tc>
+      </w:tr>
+      <w:tr>
+        <w:tc>
+          <w:tcPr>
+            <w:tcW w:type="dxa" w:w="1008"/>
+          </w:tcPr>
+          <w:p>
+            <w:r/>
+            <w:r>
+              <w:rPr>
+                <w:rFonts w:ascii="Calibri" w:hAnsi="Calibri"/>
+                <w:b w:val="0"/>
+                <w:i w:val="0"/>
+                <w:color w:val="000000"/>
+                <w:sz w:val="22"/>
+                <w:u w:val="none"/>
+              </w:rPr>
+              <w:t>5</w:t>
+            </w:r>
+          </w:p>
+        </w:tc>
+        <w:tc>
+          <w:tcPr>
+            <w:tcW w:type="dxa" w:w="2880"/>
+          </w:tcPr>
+          <w:p>
+            <w:r/>
+            <w:r>
+              <w:rPr>
+                <w:rFonts w:ascii="Calibri" w:hAnsi="Calibri"/>
+                <w:b w:val="0"/>
+                <w:i w:val="0"/>
+                <w:color w:val="000000"/>
+                <w:sz w:val="22"/>
+                <w:u w:val="none"/>
+              </w:rPr>
+              <w:t>pH Scale, Indicators, and pH Calculations (Day 2 of 3)</w:t>
+            </w:r>
+          </w:p>
+        </w:tc>
+        <w:tc>
+          <w:tcPr>
+            <w:tcW w:type="dxa" w:w="864"/>
+          </w:tcPr>
+          <w:p>
+            <w:r/>
+            <w:r>
+              <w:rPr>
+                <w:rFonts w:ascii="Calibri" w:hAnsi="Calibri"/>
+                <w:b w:val="0"/>
+                <w:i w:val="0"/>
+                <w:color w:val="000000"/>
+                <w:sz w:val="22"/>
+                <w:u w:val="none"/>
+              </w:rPr>
+              <w:t>1</w:t>
+            </w:r>
+          </w:p>
+        </w:tc>
+        <w:tc>
+          <w:tcPr>
+            <w:tcW w:type="dxa" w:w="5040"/>
+          </w:tcPr>
+          <w:p>
+            <w:r/>
+            <w:r>
+              <w:rPr>
+                <w:rFonts w:ascii="Calibri" w:hAnsi="Calibri"/>
+                <w:b w:val="0"/>
+                <w:i w:val="0"/>
+                <w:color w:val="000000"/>
+                <w:sz w:val="22"/>
+                <w:u w:val="none"/>
+              </w:rPr>
+              <w:t>At the end of 42 minutes I can apply and compare concepts and use the pH scale to classify solutions as acidic, basic, o...</w:t>
+            </w:r>
+          </w:p>
+        </w:tc>
+      </w:tr>
+      <w:tr>
+        <w:tc>
+          <w:tcPr>
+            <w:tcW w:type="dxa" w:w="1008"/>
+            <w:shd w:fill="F2F2F2" w:val="clear"/>
+          </w:tcPr>
+          <w:p>
+            <w:r/>
+            <w:r>
+              <w:rPr>
+                <w:rFonts w:ascii="Calibri" w:hAnsi="Calibri"/>
+                <w:b w:val="0"/>
+                <w:i w:val="0"/>
+                <w:color w:val="000000"/>
+                <w:sz w:val="22"/>
+                <w:u w:val="none"/>
+              </w:rPr>
+              <w:t>6</w:t>
+            </w:r>
+          </w:p>
+        </w:tc>
+        <w:tc>
+          <w:tcPr>
+            <w:tcW w:type="dxa" w:w="2880"/>
+            <w:shd w:fill="F2F2F2" w:val="clear"/>
+          </w:tcPr>
+          <w:p>
+            <w:r/>
+            <w:r>
+              <w:rPr>
+                <w:rFonts w:ascii="Calibri" w:hAnsi="Calibri"/>
+                <w:b w:val="0"/>
+                <w:i w:val="0"/>
+                <w:color w:val="000000"/>
+                <w:sz w:val="22"/>
+                <w:u w:val="none"/>
+              </w:rPr>
+              <w:t>pH Scale, Indicators, and pH Calculations (Day 3 of 3)</w:t>
+            </w:r>
+          </w:p>
+        </w:tc>
+        <w:tc>
+          <w:tcPr>
+            <w:tcW w:type="dxa" w:w="864"/>
+            <w:shd w:fill="F2F2F2" w:val="clear"/>
+          </w:tcPr>
+          <w:p>
+            <w:r/>
+            <w:r>
+              <w:rPr>
+                <w:rFonts w:ascii="Calibri" w:hAnsi="Calibri"/>
+                <w:b w:val="0"/>
+                <w:i w:val="0"/>
+                <w:color w:val="000000"/>
+                <w:sz w:val="22"/>
+                <w:u w:val="none"/>
+              </w:rPr>
+              <w:t>1</w:t>
+            </w:r>
+          </w:p>
+        </w:tc>
+        <w:tc>
+          <w:tcPr>
+            <w:tcW w:type="dxa" w:w="5040"/>
+            <w:shd w:fill="F2F2F2" w:val="clear"/>
+          </w:tcPr>
+          <w:p>
+            <w:r/>
+            <w:r>
+              <w:rPr>
+                <w:rFonts w:ascii="Calibri" w:hAnsi="Calibri"/>
+                <w:b w:val="0"/>
+                <w:i w:val="0"/>
+                <w:color w:val="000000"/>
+                <w:sz w:val="22"/>
+                <w:u w:val="none"/>
+              </w:rPr>
+              <w:t>At the end of 42 minutes I can evaluate and explain my understanding to use the pH scale to classify solutions as acidic...</w:t>
+            </w:r>
+          </w:p>
+        </w:tc>
+      </w:tr>
+      <w:tr>
+        <w:tc>
+          <w:tcPr>
+            <w:tcW w:type="dxa" w:w="1008"/>
+          </w:tcPr>
+          <w:p>
+            <w:r/>
+            <w:r>
+              <w:rPr>
+                <w:rFonts w:ascii="Calibri" w:hAnsi="Calibri"/>
+                <w:b w:val="0"/>
+                <w:i w:val="0"/>
+                <w:color w:val="000000"/>
+                <w:sz w:val="22"/>
+                <w:u w:val="none"/>
+              </w:rPr>
+              <w:t>7</w:t>
+            </w:r>
+          </w:p>
+        </w:tc>
+        <w:tc>
+          <w:tcPr>
+            <w:tcW w:type="dxa" w:w="2880"/>
+          </w:tcPr>
+          <w:p>
+            <w:r/>
+            <w:r>
+              <w:rPr>
+                <w:rFonts w:ascii="Calibri" w:hAnsi="Calibri"/>
+                <w:b w:val="0"/>
+                <w:i w:val="0"/>
+                <w:color w:val="000000"/>
+                <w:sz w:val="22"/>
+                <w:u w:val="none"/>
+              </w:rPr>
+              <w:t>Neutralization Reactions and Titration (Day 1 of 3)</w:t>
+            </w:r>
+          </w:p>
+        </w:tc>
+        <w:tc>
+          <w:tcPr>
+            <w:tcW w:type="dxa" w:w="864"/>
+          </w:tcPr>
+          <w:p>
+            <w:r/>
+            <w:r>
+              <w:rPr>
+                <w:rFonts w:ascii="Calibri" w:hAnsi="Calibri"/>
+                <w:b w:val="0"/>
+                <w:i w:val="0"/>
+                <w:color w:val="000000"/>
+                <w:sz w:val="22"/>
+                <w:u w:val="none"/>
+              </w:rPr>
+              <w:t>1</w:t>
+            </w:r>
+          </w:p>
+        </w:tc>
+        <w:tc>
+          <w:tcPr>
+            <w:tcW w:type="dxa" w:w="5040"/>
+          </w:tcPr>
+          <w:p>
+            <w:r/>
+            <w:r>
+              <w:rPr>
+                <w:rFonts w:ascii="Calibri" w:hAnsi="Calibri"/>
+                <w:b w:val="0"/>
+                <w:i w:val="0"/>
+                <w:color w:val="000000"/>
+                <w:sz w:val="22"/>
+                <w:u w:val="none"/>
+              </w:rPr>
+              <w:t>At the end of 42 minutes I can define and describe key concepts related to: write balanced equations for neutralization ...</w:t>
+            </w:r>
+          </w:p>
+        </w:tc>
+      </w:tr>
+      <w:tr>
+        <w:tc>
+          <w:tcPr>
+            <w:tcW w:type="dxa" w:w="1008"/>
+            <w:shd w:fill="F2F2F2" w:val="clear"/>
+          </w:tcPr>
+          <w:p>
+            <w:r/>
+            <w:r>
+              <w:rPr>
+                <w:rFonts w:ascii="Calibri" w:hAnsi="Calibri"/>
+                <w:b w:val="0"/>
+                <w:i w:val="0"/>
+                <w:color w:val="000000"/>
+                <w:sz w:val="22"/>
+                <w:u w:val="none"/>
+              </w:rPr>
+              <w:t>8</w:t>
+            </w:r>
+          </w:p>
+        </w:tc>
+        <w:tc>
+          <w:tcPr>
+            <w:tcW w:type="dxa" w:w="2880"/>
+            <w:shd w:fill="F2F2F2" w:val="clear"/>
+          </w:tcPr>
+          <w:p>
+            <w:r/>
+            <w:r>
+              <w:rPr>
+                <w:rFonts w:ascii="Calibri" w:hAnsi="Calibri"/>
+                <w:b w:val="0"/>
+                <w:i w:val="0"/>
+                <w:color w:val="000000"/>
+                <w:sz w:val="22"/>
+                <w:u w:val="none"/>
+              </w:rPr>
+              <w:t>Neutralization Reactions and Titration (Day 2 of 3)</w:t>
+            </w:r>
+          </w:p>
+        </w:tc>
+        <w:tc>
+          <w:tcPr>
+            <w:tcW w:type="dxa" w:w="864"/>
+            <w:shd w:fill="F2F2F2" w:val="clear"/>
+          </w:tcPr>
+          <w:p>
+            <w:r/>
+            <w:r>
+              <w:rPr>
+                <w:rFonts w:ascii="Calibri" w:hAnsi="Calibri"/>
+                <w:b w:val="0"/>
+                <w:i w:val="0"/>
+                <w:color w:val="000000"/>
+                <w:sz w:val="22"/>
+                <w:u w:val="none"/>
+              </w:rPr>
+              <w:t>1</w:t>
+            </w:r>
+          </w:p>
+        </w:tc>
+        <w:tc>
+          <w:tcPr>
+            <w:tcW w:type="dxa" w:w="5040"/>
+            <w:shd w:fill="F2F2F2" w:val="clear"/>
+          </w:tcPr>
+          <w:p>
+            <w:r/>
+            <w:r>
+              <w:rPr>
+                <w:rFonts w:ascii="Calibri" w:hAnsi="Calibri"/>
+                <w:b w:val="0"/>
+                <w:i w:val="0"/>
+                <w:color w:val="000000"/>
+                <w:sz w:val="22"/>
+                <w:u w:val="none"/>
+              </w:rPr>
+              <w:t>At the end of 42 minutes I can apply and compare concepts and write balanced equations for neutralization reactions, pre...</w:t>
+            </w:r>
+          </w:p>
+        </w:tc>
+      </w:tr>
+      <w:tr>
+        <w:tc>
+          <w:tcPr>
+            <w:tcW w:type="dxa" w:w="1008"/>
+          </w:tcPr>
+          <w:p>
+            <w:r/>
+            <w:r>
+              <w:rPr>
+                <w:rFonts w:ascii="Calibri" w:hAnsi="Calibri"/>
+                <w:b w:val="0"/>
+                <w:i w:val="0"/>
+                <w:color w:val="000000"/>
+                <w:sz w:val="22"/>
+                <w:u w:val="none"/>
+              </w:rPr>
+              <w:t>9</w:t>
+            </w:r>
+          </w:p>
+        </w:tc>
+        <w:tc>
+          <w:tcPr>
+            <w:tcW w:type="dxa" w:w="2880"/>
+          </w:tcPr>
+          <w:p>
+            <w:r/>
+            <w:r>
+              <w:rPr>
+                <w:rFonts w:ascii="Calibri" w:hAnsi="Calibri"/>
+                <w:b w:val="0"/>
+                <w:i w:val="0"/>
+                <w:color w:val="000000"/>
+                <w:sz w:val="22"/>
+                <w:u w:val="none"/>
+              </w:rPr>
+              <w:t>Neutralization Reactions and Titration (Day 3 of 3)</w:t>
+            </w:r>
+          </w:p>
+        </w:tc>
+        <w:tc>
+          <w:tcPr>
+            <w:tcW w:type="dxa" w:w="864"/>
+          </w:tcPr>
+          <w:p>
+            <w:r/>
+            <w:r>
+              <w:rPr>
+                <w:rFonts w:ascii="Calibri" w:hAnsi="Calibri"/>
+                <w:b w:val="0"/>
+                <w:i w:val="0"/>
+                <w:color w:val="000000"/>
+                <w:sz w:val="22"/>
+                <w:u w:val="none"/>
+              </w:rPr>
+              <w:t>1</w:t>
+            </w:r>
+          </w:p>
+        </w:tc>
+        <w:tc>
+          <w:tcPr>
+            <w:tcW w:type="dxa" w:w="5040"/>
+          </w:tcPr>
+          <w:p>
+            <w:r/>
+            <w:r>
+              <w:rPr>
+                <w:rFonts w:ascii="Calibri" w:hAnsi="Calibri"/>
+                <w:b w:val="0"/>
+                <w:i w:val="0"/>
+                <w:color w:val="000000"/>
+                <w:sz w:val="22"/>
+                <w:u w:val="none"/>
+              </w:rPr>
+              <w:t>At the end of 42 minutes I can evaluate and explain my understanding to write balanced equations for neutralization reac...</w:t>
+            </w:r>
+          </w:p>
+        </w:tc>
+      </w:tr>
+      <w:tr>
+        <w:tc>
+          <w:tcPr>
+            <w:tcW w:type="dxa" w:w="1008"/>
+            <w:shd w:fill="F2F2F2" w:val="clear"/>
+          </w:tcPr>
+          <w:p>
+            <w:r/>
+            <w:r>
+              <w:rPr>
+                <w:rFonts w:ascii="Calibri" w:hAnsi="Calibri"/>
+                <w:b w:val="0"/>
+                <w:i w:val="0"/>
+                <w:color w:val="000000"/>
+                <w:sz w:val="22"/>
+                <w:u w:val="none"/>
+              </w:rPr>
+              <w:t>10</w:t>
+            </w:r>
+          </w:p>
+        </w:tc>
+        <w:tc>
+          <w:tcPr>
+            <w:tcW w:type="dxa" w:w="2880"/>
+            <w:shd w:fill="F2F2F2" w:val="clear"/>
+          </w:tcPr>
+          <w:p>
+            <w:r/>
+            <w:r>
+              <w:rPr>
+                <w:rFonts w:ascii="Calibri" w:hAnsi="Calibri"/>
+                <w:b w:val="0"/>
+                <w:i w:val="0"/>
+                <w:color w:val="000000"/>
+                <w:sz w:val="22"/>
+                <w:u w:val="none"/>
+              </w:rPr>
+              <w:t>Salt Formation, Hydrolysis, and Acid-Base Review (Day 1 of 3)</w:t>
+            </w:r>
+          </w:p>
+        </w:tc>
+        <w:tc>
+          <w:tcPr>
+            <w:tcW w:type="dxa" w:w="864"/>
+            <w:shd w:fill="F2F2F2" w:val="clear"/>
+          </w:tcPr>
+          <w:p>
+            <w:r/>
+            <w:r>
+              <w:rPr>
+                <w:rFonts w:ascii="Calibri" w:hAnsi="Calibri"/>
+                <w:b w:val="0"/>
+                <w:i w:val="0"/>
+                <w:color w:val="000000"/>
+                <w:sz w:val="22"/>
+                <w:u w:val="none"/>
+              </w:rPr>
+              <w:t>1</w:t>
+            </w:r>
+          </w:p>
+        </w:tc>
+        <w:tc>
+          <w:tcPr>
+            <w:tcW w:type="dxa" w:w="5040"/>
+            <w:shd w:fill="F2F2F2" w:val="clear"/>
+          </w:tcPr>
+          <w:p>
+            <w:r/>
+            <w:r>
+              <w:rPr>
+                <w:rFonts w:ascii="Calibri" w:hAnsi="Calibri"/>
+                <w:b w:val="0"/>
+                <w:i w:val="0"/>
+                <w:color w:val="000000"/>
+                <w:sz w:val="22"/>
+                <w:u w:val="none"/>
+              </w:rPr>
+              <w:t>At the end of 42 minutes I can define and describe key concepts related to: predict whether a salt solution will be acid...</w:t>
+            </w:r>
+          </w:p>
+        </w:tc>
+      </w:tr>
+      <w:tr>
+        <w:tc>
+          <w:tcPr>
+            <w:tcW w:type="dxa" w:w="1008"/>
+          </w:tcPr>
+          <w:p>
+            <w:r/>
+            <w:r>
+              <w:rPr>
+                <w:rFonts w:ascii="Calibri" w:hAnsi="Calibri"/>
+                <w:b w:val="0"/>
+                <w:i w:val="0"/>
+                <w:color w:val="000000"/>
+                <w:sz w:val="22"/>
+                <w:u w:val="none"/>
+              </w:rPr>
+              <w:t>11</w:t>
+            </w:r>
+          </w:p>
+        </w:tc>
+        <w:tc>
+          <w:tcPr>
+            <w:tcW w:type="dxa" w:w="2880"/>
+          </w:tcPr>
+          <w:p>
+            <w:r/>
+            <w:r>
+              <w:rPr>
+                <w:rFonts w:ascii="Calibri" w:hAnsi="Calibri"/>
+                <w:b w:val="0"/>
+                <w:i w:val="0"/>
+                <w:color w:val="000000"/>
+                <w:sz w:val="22"/>
+                <w:u w:val="none"/>
+              </w:rPr>
+              <w:t>Salt Formation, Hydrolysis, and Acid-Base Review (Day 2 of 3)</w:t>
+            </w:r>
+          </w:p>
+        </w:tc>
+        <w:tc>
+          <w:tcPr>
+            <w:tcW w:type="dxa" w:w="864"/>
+          </w:tcPr>
+          <w:p>
+            <w:r/>
+            <w:r>
+              <w:rPr>
+                <w:rFonts w:ascii="Calibri" w:hAnsi="Calibri"/>
+                <w:b w:val="0"/>
+                <w:i w:val="0"/>
+                <w:color w:val="000000"/>
+                <w:sz w:val="22"/>
+                <w:u w:val="none"/>
+              </w:rPr>
+              <w:t>1</w:t>
+            </w:r>
+          </w:p>
+        </w:tc>
+        <w:tc>
+          <w:tcPr>
+            <w:tcW w:type="dxa" w:w="5040"/>
+          </w:tcPr>
+          <w:p>
+            <w:r/>
+            <w:r>
+              <w:rPr>
+                <w:rFonts w:ascii="Calibri" w:hAnsi="Calibri"/>
+                <w:b w:val="0"/>
+                <w:i w:val="0"/>
+                <w:color w:val="000000"/>
+                <w:sz w:val="22"/>
+                <w:u w:val="none"/>
+              </w:rPr>
+              <w:t>At the end of 42 minutes I can apply and compare concepts and predict whether a salt solution will be acidic, basic, or ...</w:t>
+            </w:r>
+          </w:p>
+        </w:tc>
+      </w:tr>
+      <w:tr>
+        <w:tc>
+          <w:tcPr>
+            <w:tcW w:type="dxa" w:w="1008"/>
+            <w:shd w:fill="F2F2F2" w:val="clear"/>
+          </w:tcPr>
+          <w:p>
+            <w:r/>
+            <w:r>
+              <w:rPr>
+                <w:rFonts w:ascii="Calibri" w:hAnsi="Calibri"/>
+                <w:b w:val="0"/>
+                <w:i w:val="0"/>
+                <w:color w:val="000000"/>
+                <w:sz w:val="22"/>
+                <w:u w:val="none"/>
+              </w:rPr>
+              <w:t>12</w:t>
+            </w:r>
+          </w:p>
+        </w:tc>
+        <w:tc>
+          <w:tcPr>
+            <w:tcW w:type="dxa" w:w="2880"/>
+            <w:shd w:fill="F2F2F2" w:val="clear"/>
+          </w:tcPr>
+          <w:p>
+            <w:r/>
+            <w:r>
+              <w:rPr>
+                <w:rFonts w:ascii="Calibri" w:hAnsi="Calibri"/>
+                <w:b w:val="0"/>
+                <w:i w:val="0"/>
+                <w:color w:val="000000"/>
+                <w:sz w:val="22"/>
+                <w:u w:val="none"/>
+              </w:rPr>
+              <w:t>Salt Formation, Hydrolysis, and Acid-Base Review (Day 3 of 3)</w:t>
+            </w:r>
+          </w:p>
+        </w:tc>
+        <w:tc>
+          <w:tcPr>
+            <w:tcW w:type="dxa" w:w="864"/>
+            <w:shd w:fill="F2F2F2" w:val="clear"/>
+          </w:tcPr>
+          <w:p>
+            <w:r/>
+            <w:r>
+              <w:rPr>
+                <w:rFonts w:ascii="Calibri" w:hAnsi="Calibri"/>
+                <w:b w:val="0"/>
+                <w:i w:val="0"/>
+                <w:color w:val="000000"/>
+                <w:sz w:val="22"/>
+                <w:u w:val="none"/>
+              </w:rPr>
+              <w:t>1</w:t>
+            </w:r>
+          </w:p>
+        </w:tc>
+        <w:tc>
+          <w:tcPr>
+            <w:tcW w:type="dxa" w:w="5040"/>
+            <w:shd w:fill="F2F2F2" w:val="clear"/>
+          </w:tcPr>
+          <w:p>
+            <w:r/>
+            <w:r>
+              <w:rPr>
+                <w:rFonts w:ascii="Calibri" w:hAnsi="Calibri"/>
+                <w:b w:val="0"/>
+                <w:i w:val="0"/>
+                <w:color w:val="000000"/>
+                <w:sz w:val="22"/>
+                <w:u w:val="none"/>
+              </w:rPr>
+              <w:t>At the end of 42 minutes I can evaluate and explain my understanding to predict whether a salt solution will be acidic, ...</w:t>
+            </w:r>
+          </w:p>
+        </w:tc>
+      </w:tr>
+      <w:tr>
+        <w:tc>
+          <w:tcPr>
+            <w:tcW w:type="dxa" w:w="1008"/>
+          </w:tcPr>
+          <w:p>
+            <w:r/>
+            <w:r>
+              <w:rPr>
+                <w:rFonts w:ascii="Calibri" w:hAnsi="Calibri"/>
+                <w:b w:val="0"/>
+                <w:i w:val="0"/>
+                <w:color w:val="000000"/>
+                <w:sz w:val="22"/>
+                <w:u w:val="none"/>
+              </w:rPr>
+              <w:t>13</w:t>
+            </w:r>
+          </w:p>
+        </w:tc>
+        <w:tc>
+          <w:tcPr>
+            <w:tcW w:type="dxa" w:w="2880"/>
+          </w:tcPr>
+          <w:p>
+            <w:r/>
+            <w:r>
+              <w:rPr>
+                <w:rFonts w:ascii="Calibri" w:hAnsi="Calibri"/>
+                <w:b w:val="0"/>
+                <w:i w:val="0"/>
+                <w:color w:val="000000"/>
+                <w:sz w:val="22"/>
+                <w:u w:val="none"/>
+              </w:rPr>
+              <w:t>Acid-Base Indicators Lab: Identifying Unknown Solutions</w:t>
+            </w:r>
+          </w:p>
+        </w:tc>
+        <w:tc>
+          <w:tcPr>
+            <w:tcW w:type="dxa" w:w="864"/>
+          </w:tcPr>
+          <w:p>
+            <w:r/>
+            <w:r>
+              <w:rPr>
+                <w:rFonts w:ascii="Calibri" w:hAnsi="Calibri"/>
+                <w:b w:val="0"/>
+                <w:i w:val="0"/>
+                <w:color w:val="000000"/>
+                <w:sz w:val="22"/>
+                <w:u w:val="none"/>
+              </w:rPr>
+              <w:t>1</w:t>
+            </w:r>
+          </w:p>
+        </w:tc>
+        <w:tc>
+          <w:tcPr>
+            <w:tcW w:type="dxa" w:w="5040"/>
+          </w:tcPr>
+          <w:p>
+            <w:r/>
+            <w:r>
+              <w:rPr>
+                <w:rFonts w:ascii="Calibri" w:hAnsi="Calibri"/>
+                <w:b w:val="0"/>
+                <w:i w:val="0"/>
+                <w:color w:val="000000"/>
+                <w:sz w:val="22"/>
+                <w:u w:val="none"/>
+              </w:rPr>
+              <w:t>At the end of 42 minutes I can use acid-base indicators to classify unknown solutions as acidic, basic, or neutral.</w:t>
+            </w:r>
+          </w:p>
+        </w:tc>
+      </w:tr>
+      <w:tr>
+        <w:tc>
+          <w:tcPr>
+            <w:tcW w:type="dxa" w:w="1008"/>
+            <w:shd w:fill="F2F2F2" w:val="clear"/>
+          </w:tcPr>
+          <w:p>
+            <w:r/>
+            <w:r>
+              <w:rPr>
+                <w:rFonts w:ascii="Calibri" w:hAnsi="Calibri"/>
+                <w:b w:val="0"/>
+                <w:i w:val="0"/>
+                <w:color w:val="000000"/>
+                <w:sz w:val="22"/>
+                <w:u w:val="none"/>
+              </w:rPr>
+              <w:t>14</w:t>
+            </w:r>
+          </w:p>
+        </w:tc>
+        <w:tc>
+          <w:tcPr>
+            <w:tcW w:type="dxa" w:w="2880"/>
+            <w:shd w:fill="F2F2F2" w:val="clear"/>
+          </w:tcPr>
+          <w:p>
+            <w:r/>
+            <w:r>
+              <w:rPr>
+                <w:rFonts w:ascii="Calibri" w:hAnsi="Calibri"/>
+                <w:b w:val="0"/>
+                <w:i w:val="0"/>
+                <w:color w:val="000000"/>
+                <w:sz w:val="22"/>
+                <w:u w:val="none"/>
+              </w:rPr>
+              <w:t>Titration Lab: Determining Acid Concentration</w:t>
+            </w:r>
+          </w:p>
+        </w:tc>
+        <w:tc>
+          <w:tcPr>
+            <w:tcW w:type="dxa" w:w="864"/>
+            <w:shd w:fill="F2F2F2" w:val="clear"/>
+          </w:tcPr>
+          <w:p>
+            <w:r/>
+            <w:r>
+              <w:rPr>
+                <w:rFonts w:ascii="Calibri" w:hAnsi="Calibri"/>
+                <w:b w:val="0"/>
+                <w:i w:val="0"/>
+                <w:color w:val="000000"/>
+                <w:sz w:val="22"/>
+                <w:u w:val="none"/>
+              </w:rPr>
+              <w:t>1</w:t>
+            </w:r>
+          </w:p>
+        </w:tc>
+        <w:tc>
+          <w:tcPr>
+            <w:tcW w:type="dxa" w:w="5040"/>
+            <w:shd w:fill="F2F2F2" w:val="clear"/>
+          </w:tcPr>
+          <w:p>
+            <w:r/>
+            <w:r>
+              <w:rPr>
+                <w:rFonts w:ascii="Calibri" w:hAnsi="Calibri"/>
+                <w:b w:val="0"/>
+                <w:i w:val="0"/>
+                <w:color w:val="000000"/>
+                <w:sz w:val="22"/>
+                <w:u w:val="none"/>
+              </w:rPr>
+              <w:t>At the end of 42 minutes I can perform an acid-base titration to determine the concentration of an unknown acid.</w:t>
+            </w:r>
+          </w:p>
+        </w:tc>
+      </w:tr>
+      <w:tr>
+        <w:tc>
+          <w:tcPr>
+            <w:tcW w:type="dxa" w:w="1008"/>
+          </w:tcPr>
+          <w:p>
+            <w:r/>
+            <w:r>
+              <w:rPr>
+                <w:rFonts w:ascii="Calibri" w:hAnsi="Calibri"/>
+                <w:b w:val="0"/>
+                <w:i w:val="0"/>
+                <w:color w:val="000000"/>
+                <w:sz w:val="22"/>
+                <w:u w:val="none"/>
+              </w:rPr>
+              <w:t>15</w:t>
+            </w:r>
+          </w:p>
+        </w:tc>
+        <w:tc>
+          <w:tcPr>
+            <w:tcW w:type="dxa" w:w="2880"/>
+          </w:tcPr>
+          <w:p>
+            <w:r/>
+            <w:r>
+              <w:rPr>
+                <w:rFonts w:ascii="Calibri" w:hAnsi="Calibri"/>
+                <w:b w:val="0"/>
+                <w:i w:val="0"/>
+                <w:color w:val="000000"/>
+                <w:sz w:val="22"/>
+                <w:u w:val="none"/>
+              </w:rPr>
+              <w:t>Acid-Base Stoichiometry and Problem Solving</w:t>
+            </w:r>
+          </w:p>
+        </w:tc>
+        <w:tc>
+          <w:tcPr>
+            <w:tcW w:type="dxa" w:w="864"/>
+          </w:tcPr>
+          <w:p>
+            <w:r/>
+            <w:r>
+              <w:rPr>
+                <w:rFonts w:ascii="Calibri" w:hAnsi="Calibri"/>
+                <w:b w:val="0"/>
+                <w:i w:val="0"/>
+                <w:color w:val="000000"/>
+                <w:sz w:val="22"/>
+                <w:u w:val="none"/>
+              </w:rPr>
+              <w:t>1</w:t>
+            </w:r>
+          </w:p>
+        </w:tc>
+        <w:tc>
+          <w:tcPr>
+            <w:tcW w:type="dxa" w:w="5040"/>
+          </w:tcPr>
+          <w:p>
+            <w:r/>
+            <w:r>
+              <w:rPr>
+                <w:rFonts w:ascii="Calibri" w:hAnsi="Calibri"/>
+                <w:b w:val="0"/>
+                <w:i w:val="0"/>
+                <w:color w:val="000000"/>
+                <w:sz w:val="22"/>
+                <w:u w:val="none"/>
+              </w:rPr>
+              <w:t>At the end of 42 minutes I can solve acid-base stoichiometry problems including neutralization calculations and buffer c...</w:t>
             </w:r>
           </w:p>
         </w:tc>
@@ -744,6 +1622,8 @@
                 <w:u w:val="none"/>
               </w:rPr>
               <w:t>HS-PS1-11</w:t>
+              <w:br/>
+              <w:t>HS-PS1-7</w:t>
             </w:r>
           </w:p>
         </w:tc>
